--- a/Entregas/Sprint 1/Planejamento e Arquitetura/H1 - Definir arquitetura do sistema, stack tecnológica e repositório/PSP2 - S1T02 - Definir Stack Tecnológica.docx
+++ b/Entregas/Sprint 1/Planejamento e Arquitetura/H1 - Definir arquitetura do sistema, stack tecnológica e repositório/PSP2 - S1T02 - Definir Stack Tecnológica.docx
@@ -46,6 +46,62 @@
       </w:pPr>
       <w:r>
         <w:t xml:space="preserve"/>
+      </w:r>
+    </w:p>
+    <w:p>
+      <w:pPr>
+        <w:pStyle w:val="Heading2"/>
+        <w:spacing w:after="180" w:before="120"/>
+      </w:pPr>
+      <w:r>
+        <w:rPr>
+          <w:rFonts w:ascii="Arial" w:cs="Arial" w:eastAsia="Arial" w:hAnsi="Arial"/>
+          <w:b/>
+          <w:bCs/>
+          <w:color w:val="1F3864"/>
+          <w:sz w:val="28"/>
+          <w:szCs w:val="28"/>
+        </w:rPr>
+        <w:t xml:space="preserve">📖 Em palavras simples</w:t>
+      </w:r>
+    </w:p>
+    <w:p>
+      <w:pPr>
+        <w:spacing w:after="180"/>
+      </w:pPr>
+      <w:r>
+        <w:rPr>
+          <w:rFonts w:ascii="Arial" w:cs="Arial" w:eastAsia="Arial" w:hAnsi="Arial"/>
+          <w:sz w:val="22"/>
+          <w:szCs w:val="22"/>
+        </w:rPr>
+        <w:t xml:space="preserve">“Stack” é o conjunto de ferramentas usadas pra montar um produto digital — pensa como escolher os ingredientes e os utensílios antes de começar a cozinhar. Cada camada cumpre um papel: o frontend é o que o aluno vê e clica; o backend é o “cérebro” que processa as coisas em segundo plano; o banco de dados é o “arquivo organizado” onde tudo fica salvo; e a hospedagem é o lugar na internet onde o produto vai rodar.</w:t>
+      </w:r>
+    </w:p>
+    <w:p>
+      <w:pPr>
+        <w:spacing w:after="180"/>
+      </w:pPr>
+      <w:r>
+        <w:rPr>
+          <w:rFonts w:ascii="Arial" w:cs="Arial" w:eastAsia="Arial" w:hAnsi="Arial"/>
+          <w:sz w:val="22"/>
+          <w:szCs w:val="22"/>
+        </w:rPr>
+        <w:t xml:space="preserve">A gente passou várias horas comparando opções (Next.js, Python, Google Sheets, etc.) e escolheu o conjunto que tem o menor atrito pra um time de 5 pessoas em 4 sprints. Em resumo: ferramentas modernas, com bastante documentação e tutoriais, que conversam bem entre si e não exigem configurar muita coisa pra começar a funcionar.</w:t>
+      </w:r>
+    </w:p>
+    <w:p>
+      <w:pPr>
+        <w:spacing w:after="180"/>
+      </w:pPr>
+      <w:r>
+        <w:rPr>
+          <w:rFonts w:ascii="Arial" w:cs="Arial" w:eastAsia="Arial" w:hAnsi="Arial"/>
+          <w:sz w:val="22"/>
+          <w:szCs w:val="22"/>
+        </w:rPr>
+        <w:t xml:space="preserve">Por que isso importa? Trocar de stack no meio do projeto é uma das coisas que mais quebra prazo de software. Ao fechar essa decisão na primeira semana, todo mundo já sabe em que linguagem vai escrever, onde colocar o código e como subir pra produção — sem perder tempo em meta-decisão.</w:t>
       </w:r>
     </w:p>
     <w:p>
